--- a/Workshops/Workshop 5 - LM with categorical predictors/Workshop-5---LM-with-a-categorical-predictor.docx
+++ b/Workshops/Workshop 5 - LM with categorical predictors/Workshop-5---LM-with-a-categorical-predictor.docx
@@ -95,7 +95,7 @@
         <w:t xml:space="preserve"> </w:t>
       </w:r>
       <w:r>
-        <w:t xml:space="preserve">2024-09-17</w:t>
+        <w:t xml:space="preserve">2025-08-24</w:t>
       </w:r>
     </w:p>
     <w:sdt>
@@ -425,7 +425,7 @@
         <w:pStyle w:val="FirstParagraph"/>
       </w:pPr>
       <w:r>
-        <w:t xml:space="preserve">1.5 Correct the above data entry mistake and confirm that you’re correction has worked</w:t>
+        <w:t xml:space="preserve">1.5 Correct the above data entry mistake and confirm that your correction has worked</w:t>
       </w:r>
     </w:p>
     <w:p>
@@ -1660,124 +1660,113 @@
     </w:p>
     <w:p>
       <w:pPr>
+        <w:pStyle w:val="FirstParagraph"/>
+      </w:pPr>
+      <w:r>
+        <w:t xml:space="preserve">Then ask</w:t>
+      </w:r>
+      <w:r>
+        <w:t xml:space="preserve"> </w:t>
+      </w:r>
+      <w:r>
+        <w:rPr>
+          <w:rStyle w:val="VerbatimChar"/>
+        </w:rPr>
+        <w:t xml:space="preserve">ggeffects</w:t>
+      </w:r>
+      <w:r>
+        <w:t xml:space="preserve"> </w:t>
+      </w:r>
+      <w:r>
+        <w:t xml:space="preserve">to predict rabbit weight for each of our</w:t>
+      </w:r>
+      <w:r>
+        <w:t xml:space="preserve"> </w:t>
+      </w:r>
+      <w:r>
+        <w:rPr>
+          <w:rStyle w:val="VerbatimChar"/>
+        </w:rPr>
+        <w:t xml:space="preserve">mongoose</w:t>
+      </w:r>
+      <w:r>
+        <w:t xml:space="preserve"> </w:t>
+      </w:r>
+      <w:r>
+        <w:t xml:space="preserve">categories:</w:t>
+      </w:r>
+    </w:p>
+    <w:p>
+      <w:pPr>
         <w:pStyle w:val="SourceCode"/>
       </w:pPr>
       <w:r>
         <w:rPr>
+          <w:rStyle w:val="NormalTok"/>
+        </w:rPr>
+        <w:t xml:space="preserve">preds </w:t>
+      </w:r>
+      <w:r>
+        <w:rPr>
+          <w:rStyle w:val="OtherTok"/>
+        </w:rPr>
+        <w:t xml:space="preserve">&lt;-</w:t>
+      </w:r>
+      <w:r>
+        <w:rPr>
+          <w:rStyle w:val="NormalTok"/>
+        </w:rPr>
+        <w:t xml:space="preserve"> </w:t>
+      </w:r>
+      <w:r>
+        <w:rPr>
+          <w:rStyle w:val="FunctionTok"/>
+        </w:rPr>
+        <w:t xml:space="preserve">ggpredict</w:t>
+      </w:r>
+      <w:r>
+        <w:rPr>
+          <w:rStyle w:val="NormalTok"/>
+        </w:rPr>
+        <w:t xml:space="preserve">(rabbit_mod)</w:t>
+      </w:r>
+    </w:p>
+    <w:p>
+      <w:pPr>
+        <w:pStyle w:val="SourceCode"/>
+      </w:pPr>
+      <w:r>
+        <w:rPr>
           <w:rStyle w:val="VerbatimChar"/>
         </w:rPr>
-        <w:t xml:space="preserve">## Warning: package 'ggeffects' was built under R version 4.3.3</w:t>
-      </w:r>
-    </w:p>
-    <w:p>
-      <w:pPr>
-        <w:pStyle w:val="FirstParagraph"/>
-      </w:pPr>
-      <w:r>
-        <w:t xml:space="preserve">Then ask</w:t>
-      </w:r>
-      <w:r>
-        <w:t xml:space="preserve"> </w:t>
+        <w:t xml:space="preserve">## Some of the focal terms are of type `character`. This may lead to</w:t>
+      </w:r>
+      <w:r>
+        <w:br/>
       </w:r>
       <w:r>
         <w:rPr>
           <w:rStyle w:val="VerbatimChar"/>
         </w:rPr>
-        <w:t xml:space="preserve">ggeffects</w:t>
-      </w:r>
-      <w:r>
-        <w:t xml:space="preserve"> </w:t>
-      </w:r>
-      <w:r>
-        <w:t xml:space="preserve">to predict rabbit weight for each of our</w:t>
-      </w:r>
-      <w:r>
-        <w:t xml:space="preserve"> </w:t>
+        <w:t xml:space="preserve">##   unexpected results. It is recommended to convert these variables to</w:t>
+      </w:r>
+      <w:r>
+        <w:br/>
       </w:r>
       <w:r>
         <w:rPr>
           <w:rStyle w:val="VerbatimChar"/>
         </w:rPr>
-        <w:t xml:space="preserve">mongoose</w:t>
-      </w:r>
-      <w:r>
-        <w:t xml:space="preserve"> </w:t>
-      </w:r>
-      <w:r>
-        <w:t xml:space="preserve">categories:</w:t>
-      </w:r>
-    </w:p>
-    <w:p>
-      <w:pPr>
-        <w:pStyle w:val="SourceCode"/>
-      </w:pPr>
-      <w:r>
-        <w:rPr>
-          <w:rStyle w:val="NormalTok"/>
-        </w:rPr>
-        <w:t xml:space="preserve">preds </w:t>
-      </w:r>
-      <w:r>
-        <w:rPr>
-          <w:rStyle w:val="OtherTok"/>
-        </w:rPr>
-        <w:t xml:space="preserve">&lt;-</w:t>
-      </w:r>
-      <w:r>
-        <w:rPr>
-          <w:rStyle w:val="NormalTok"/>
-        </w:rPr>
-        <w:t xml:space="preserve"> </w:t>
-      </w:r>
-      <w:r>
-        <w:rPr>
-          <w:rStyle w:val="FunctionTok"/>
-        </w:rPr>
-        <w:t xml:space="preserve">ggpredict</w:t>
-      </w:r>
-      <w:r>
-        <w:rPr>
-          <w:rStyle w:val="NormalTok"/>
-        </w:rPr>
-        <w:t xml:space="preserve">(rabbit_mod)</w:t>
-      </w:r>
-    </w:p>
-    <w:p>
-      <w:pPr>
-        <w:pStyle w:val="SourceCode"/>
-      </w:pPr>
+        <w:t xml:space="preserve">##   factors before fitting the model.</w:t>
+      </w:r>
+      <w:r>
+        <w:br/>
+      </w:r>
       <w:r>
         <w:rPr>
           <w:rStyle w:val="VerbatimChar"/>
         </w:rPr>
-        <w:t xml:space="preserve">## Warning: Some of the focal terms are of type `character`. This may lead to</w:t>
-      </w:r>
-      <w:r>
-        <w:br/>
-      </w:r>
-      <w:r>
-        <w:rPr>
-          <w:rStyle w:val="VerbatimChar"/>
-        </w:rPr>
-        <w:t xml:space="preserve">##   unexpected results. It is recommended to convert these variables to</w:t>
-      </w:r>
-      <w:r>
-        <w:br/>
-      </w:r>
-      <w:r>
-        <w:rPr>
-          <w:rStyle w:val="VerbatimChar"/>
-        </w:rPr>
-        <w:t xml:space="preserve">##   factors before fitting the model.</w:t>
-      </w:r>
-      <w:r>
-        <w:br/>
-      </w:r>
-      <w:r>
-        <w:rPr>
-          <w:rStyle w:val="VerbatimChar"/>
-        </w:rPr>
-        <w:t xml:space="preserve">##   The following variables in are of type character: `mongoose`</w:t>
+        <w:t xml:space="preserve">##   The following variables are of type character: `mongoose`</w:t>
       </w:r>
     </w:p>
     <w:p>
@@ -3076,6 +3065,15 @@
           <w:rStyle w:val="NormalTok"/>
         </w:rPr>
         <w:t xml:space="preserve">se.fit</w:t>
+      </w:r>
+      <w:r>
+        <w:br/>
+      </w:r>
+      <w:r>
+        <w:rPr>
+          <w:rStyle w:val="CommentTok"/>
+        </w:rPr>
+        <w:t xml:space="preserve"># Note that you can use confint(rabbit_mod) to do the above calculations</w:t>
       </w:r>
     </w:p>
     <w:p>
@@ -5304,7 +5302,7 @@
 </file>
 
 <file path=word/numbering.xml><?xml version="1.0" encoding="utf-8"?>
-<w:numbering xmlns:aink="http://schemas.microsoft.com/office/drawing/2016/ink" xmlns:am3d="http://schemas.microsoft.com/office/drawing/2017/model3d" xmlns:cx="http://schemas.microsoft.com/office/drawing/2014/chartex" xmlns:cx1="http://schemas.microsoft.com/office/drawing/2015/9/8/chartex" xmlns:cx2="http://schemas.microsoft.com/office/drawing/2015/10/21/chartex" xmlns:cx3="http://schemas.microsoft.com/office/drawing/2016/5/9/chartex" xmlns:cx4="http://schemas.microsoft.com/office/drawing/2016/5/10/chartex" xmlns:cx5="http://schemas.microsoft.com/office/drawing/2016/5/11/chartex" xmlns:cx6="http://schemas.microsoft.com/office/drawing/2016/5/12/chartex" xmlns:cx7="http://schemas.microsoft.com/office/drawing/2016/5/13/chartex" xmlns:cx8="http://schemas.microsoft.com/office/drawing/2016/5/14/chartex" xmlns:m="http://schemas.openxmlformats.org/officeDocument/2006/math" xmlns:mc="http://schemas.openxmlformats.org/markup-compatibility/2006" xmlns:o="urn:schemas-microsoft-com:office:office" xmlns:oel="http://schemas.microsoft.com/office/2019/extlst" xmlns:r="http://schemas.openxmlformats.org/officeDocument/2006/relationships" xmlns:v="urn:schemas-microsoft-com:vml" xmlns:w="http://schemas.openxmlformats.org/wordprocessingml/2006/main" xmlns:w10="urn:schemas-microsoft-com:office:word" xmlns:w14="http://schemas.microsoft.com/office/word/2010/wordml" xmlns:w15="http://schemas.microsoft.com/office/word/2012/wordml" xmlns:w16="http://schemas.microsoft.com/office/word/2018/wordml" xmlns:w16cex="http://schemas.microsoft.com/office/word/2018/wordml/cex" xmlns:w16cid="http://schemas.microsoft.com/office/word/2016/wordml/cid" xmlns:w16du="http://schemas.microsoft.com/office/word/2023/wordml/word16du" xmlns:w16sdtdh="http://schemas.microsoft.com/office/word/2020/wordml/sdtdatahash" xmlns:w16se="http://schemas.microsoft.com/office/word/2015/wordml/symex" xmlns:wne="http://schemas.microsoft.com/office/word/2006/wordml" xmlns:wp="http://schemas.openxmlformats.org/drawingml/2006/wordprocessingDrawing" xmlns:wp14="http://schemas.microsoft.com/office/word/2010/wordprocessingDrawing" xmlns:wpc="http://schemas.microsoft.com/office/word/2010/wordprocessingCanvas" xmlns:wpg="http://schemas.microsoft.com/office/word/2010/wordprocessingGroup" xmlns:wpi="http://schemas.microsoft.com/office/word/2010/wordprocessingInk" xmlns:wps="http://schemas.microsoft.com/office/word/2010/wordprocessingShape" mc:Ignorable="w14 w15 w16se w16cid w16 w16cex w16sdtdh w16du wp14">
+<w:numbering xmlns:aink="http://schemas.microsoft.com/office/drawing/2016/ink" xmlns:am3d="http://schemas.microsoft.com/office/drawing/2017/model3d" xmlns:cx="http://schemas.microsoft.com/office/drawing/2014/chartex" xmlns:cx1="http://schemas.microsoft.com/office/drawing/2015/9/8/chartex" xmlns:cx2="http://schemas.microsoft.com/office/drawing/2015/10/21/chartex" xmlns:cx3="http://schemas.microsoft.com/office/drawing/2016/5/9/chartex" xmlns:cx4="http://schemas.microsoft.com/office/drawing/2016/5/10/chartex" xmlns:cx5="http://schemas.microsoft.com/office/drawing/2016/5/11/chartex" xmlns:cx6="http://schemas.microsoft.com/office/drawing/2016/5/12/chartex" xmlns:cx7="http://schemas.microsoft.com/office/drawing/2016/5/13/chartex" xmlns:cx8="http://schemas.microsoft.com/office/drawing/2016/5/14/chartex" xmlns:m="http://schemas.openxmlformats.org/officeDocument/2006/math" xmlns:mc="http://schemas.openxmlformats.org/markup-compatibility/2006" xmlns:o="urn:schemas-microsoft-com:office:office" xmlns:oel="http://schemas.microsoft.com/office/2019/extlst" xmlns:r="http://schemas.openxmlformats.org/officeDocument/2006/relationships" xmlns:v="urn:schemas-microsoft-com:vml" xmlns:w="http://schemas.openxmlformats.org/wordprocessingml/2006/main" xmlns:w10="urn:schemas-microsoft-com:office:word" xmlns:w14="http://schemas.microsoft.com/office/word/2010/wordml" xmlns:w15="http://schemas.microsoft.com/office/word/2012/wordml" xmlns:w16="http://schemas.microsoft.com/office/word/2018/wordml" xmlns:w16cex="http://schemas.microsoft.com/office/word/2018/wordml/cex" xmlns:w16cid="http://schemas.microsoft.com/office/word/2016/wordml/cid" xmlns:w16du="http://schemas.microsoft.com/office/word/2023/wordml/word16du" xmlns:w16sdtdh="http://schemas.microsoft.com/office/word/2020/wordml/sdtdatahash" xmlns:w16sdtfl="http://schemas.microsoft.com/office/word/2024/wordml/sdtformatlock" xmlns:w16se="http://schemas.microsoft.com/office/word/2015/wordml/symex" xmlns:wne="http://schemas.microsoft.com/office/word/2006/wordml" xmlns:wp="http://schemas.openxmlformats.org/drawingml/2006/wordprocessingDrawing" xmlns:wp14="http://schemas.microsoft.com/office/word/2010/wordprocessingDrawing" xmlns:wpc="http://schemas.microsoft.com/office/word/2010/wordprocessingCanvas" xmlns:wpg="http://schemas.microsoft.com/office/word/2010/wordprocessingGroup" xmlns:wpi="http://schemas.microsoft.com/office/word/2010/wordprocessingInk" xmlns:wps="http://schemas.microsoft.com/office/word/2010/wordprocessingShape" mc:Ignorable="w14 w15 w16se w16cid w16 w16cex w16sdtdh w16sdtfl w16du wp14">
   <w:abstractNum w15:restartNumberingAfterBreak="0" w:abstractNumId="0">
     <w:nsid w:val="0000A990"/>
     <w:multiLevelType w:val="multilevel"/>
@@ -6277,7 +6275,7 @@
 </file>
 
 <file path=word/styles.xml><?xml version="1.0" encoding="utf-8"?>
-<w:styles xmlns:mc="http://schemas.openxmlformats.org/markup-compatibility/2006" xmlns:r="http://schemas.openxmlformats.org/officeDocument/2006/relationships" xmlns:w="http://schemas.openxmlformats.org/wordprocessingml/2006/main" xmlns:w14="http://schemas.microsoft.com/office/word/2010/wordml" xmlns:w15="http://schemas.microsoft.com/office/word/2012/wordml" xmlns:w16="http://schemas.microsoft.com/office/word/2018/wordml" xmlns:w16cex="http://schemas.microsoft.com/office/word/2018/wordml/cex" xmlns:w16cid="http://schemas.microsoft.com/office/word/2016/wordml/cid" xmlns:w16du="http://schemas.microsoft.com/office/word/2023/wordml/word16du" xmlns:w16sdtdh="http://schemas.microsoft.com/office/word/2020/wordml/sdtdatahash" xmlns:w16se="http://schemas.microsoft.com/office/word/2015/wordml/symex" mc:Ignorable="w14 w15 w16se w16cid w16 w16cex w16sdtdh w16du">
+<w:styles xmlns:mc="http://schemas.openxmlformats.org/markup-compatibility/2006" xmlns:r="http://schemas.openxmlformats.org/officeDocument/2006/relationships" xmlns:w="http://schemas.openxmlformats.org/wordprocessingml/2006/main" xmlns:w14="http://schemas.microsoft.com/office/word/2010/wordml" xmlns:w15="http://schemas.microsoft.com/office/word/2012/wordml" xmlns:w16="http://schemas.microsoft.com/office/word/2018/wordml" xmlns:w16cex="http://schemas.microsoft.com/office/word/2018/wordml/cex" xmlns:w16cid="http://schemas.microsoft.com/office/word/2016/wordml/cid" xmlns:w16du="http://schemas.microsoft.com/office/word/2023/wordml/word16du" xmlns:w16sdtdh="http://schemas.microsoft.com/office/word/2020/wordml/sdtdatahash" xmlns:w16sdtfl="http://schemas.microsoft.com/office/word/2024/wordml/sdtformatlock" xmlns:w16se="http://schemas.microsoft.com/office/word/2015/wordml/symex" mc:Ignorable="w14 w15 w16se w16cid w16 w16cex w16sdtdh w16sdtfl w16du">
   <w:docDefaults>
     <w:rPrDefault>
       <w:rPr>
@@ -6971,9 +6969,10 @@
     <w:name w:val="Verbatim Char"/>
     <w:basedOn w:val="CaptionChar"/>
     <w:link w:val="SourceCode"/>
-    <w:rsid w:val="00F34E30"/>
+    <w:rsid w:val="00796E50"/>
     <w:rPr>
       <w:rFonts w:ascii="Consolas" w:hAnsi="Consolas"/>
+      <w:sz w:val="22"/>
       <w:shd w:color="auto" w:fill="F8F8F8" w:val="clear"/>
     </w:rPr>
   </w:style>
@@ -7018,10 +7017,11 @@
     <w:name w:val="Source Code"/>
     <w:basedOn w:val="Normal"/>
     <w:link w:val="VerbatimChar"/>
-    <w:rsid w:val="00F34E30"/>
+    <w:rsid w:val="00796E50"/>
     <w:pPr>
       <w:shd w:color="auto" w:fill="F8F8F8" w:val="clear"/>
       <w:wordWrap w:val="0"/>
+      <w:textboxTightWrap w:val="allLines"/>
     </w:pPr>
     <w:rPr>
       <w:rFonts w:ascii="Consolas" w:hAnsi="Consolas"/>
@@ -7034,6 +7034,7 @@
       <w:rFonts w:ascii="Consolas" w:hAnsi="Consolas"/>
       <w:b/>
       <w:color w:val="204A87"/>
+      <w:sz w:val="22"/>
       <w:shd w:color="auto" w:fill="F8F8F8" w:val="clear"/>
     </w:rPr>
   </w:style>
@@ -7043,6 +7044,7 @@
     <w:rPr>
       <w:rFonts w:ascii="Consolas" w:hAnsi="Consolas"/>
       <w:color w:val="204A87"/>
+      <w:sz w:val="22"/>
       <w:shd w:color="auto" w:fill="F8F8F8" w:val="clear"/>
     </w:rPr>
   </w:style>
@@ -7052,6 +7054,7 @@
     <w:rPr>
       <w:rFonts w:ascii="Consolas" w:hAnsi="Consolas"/>
       <w:color w:val="0000CF"/>
+      <w:sz w:val="22"/>
       <w:shd w:color="auto" w:fill="F8F8F8" w:val="clear"/>
     </w:rPr>
   </w:style>
@@ -7061,6 +7064,7 @@
     <w:rPr>
       <w:rFonts w:ascii="Consolas" w:hAnsi="Consolas"/>
       <w:color w:val="0000CF"/>
+      <w:sz w:val="22"/>
       <w:shd w:color="auto" w:fill="F8F8F8" w:val="clear"/>
     </w:rPr>
   </w:style>
@@ -7070,6 +7074,7 @@
     <w:rPr>
       <w:rFonts w:ascii="Consolas" w:hAnsi="Consolas"/>
       <w:color w:val="0000CF"/>
+      <w:sz w:val="22"/>
       <w:shd w:color="auto" w:fill="F8F8F8" w:val="clear"/>
     </w:rPr>
   </w:style>
@@ -7080,6 +7085,7 @@
     <w:rPr>
       <w:rFonts w:ascii="Consolas" w:hAnsi="Consolas"/>
       <w:color w:themeColor="accent2" w:themeShade="BF" w:val="943634"/>
+      <w:sz w:val="22"/>
       <w:shd w:color="auto" w:fill="F8F8F8" w:val="clear"/>
     </w:rPr>
   </w:style>
@@ -7089,6 +7095,7 @@
     <w:rPr>
       <w:rFonts w:ascii="Consolas" w:hAnsi="Consolas"/>
       <w:color w:val="4E9A06"/>
+      <w:sz w:val="22"/>
       <w:shd w:color="auto" w:fill="F8F8F8" w:val="clear"/>
     </w:rPr>
   </w:style>
@@ -7099,6 +7106,7 @@
       <w:rFonts w:ascii="Consolas" w:hAnsi="Consolas"/>
       <w:b/>
       <w:color w:val="CE5C00"/>
+      <w:sz w:val="22"/>
       <w:shd w:color="auto" w:fill="F8F8F8" w:val="clear"/>
     </w:rPr>
   </w:style>
@@ -7108,6 +7116,7 @@
     <w:rPr>
       <w:rFonts w:ascii="Consolas" w:hAnsi="Consolas"/>
       <w:color w:val="4E9A06"/>
+      <w:sz w:val="22"/>
       <w:shd w:color="auto" w:fill="F8F8F8" w:val="clear"/>
     </w:rPr>
   </w:style>
@@ -7117,6 +7126,7 @@
     <w:rPr>
       <w:rFonts w:ascii="Consolas" w:hAnsi="Consolas"/>
       <w:color w:val="4E9A06"/>
+      <w:sz w:val="22"/>
       <w:shd w:color="auto" w:fill="F8F8F8" w:val="clear"/>
     </w:rPr>
   </w:style>
@@ -7126,6 +7136,7 @@
     <w:rPr>
       <w:rFonts w:ascii="Consolas" w:hAnsi="Consolas"/>
       <w:color w:val="4E9A06"/>
+      <w:sz w:val="22"/>
       <w:shd w:color="auto" w:fill="F8F8F8" w:val="clear"/>
     </w:rPr>
   </w:style>
@@ -7134,6 +7145,7 @@
     <w:basedOn w:val="VerbatimChar"/>
     <w:rPr>
       <w:rFonts w:ascii="Consolas" w:hAnsi="Consolas"/>
+      <w:sz w:val="22"/>
       <w:shd w:color="auto" w:fill="F8F8F8" w:val="clear"/>
     </w:rPr>
   </w:style>
@@ -7145,6 +7157,7 @@
       <w:rFonts w:ascii="Consolas" w:hAnsi="Consolas"/>
       <w:i/>
       <w:color w:themeColor="accent4" w:themeTint="99" w:val="B2A1C7"/>
+      <w:sz w:val="22"/>
       <w:shd w:color="auto" w:fill="F8F8F8" w:val="clear"/>
     </w:rPr>
   </w:style>
@@ -7156,6 +7169,7 @@
       <w:b/>
       <w:i/>
       <w:color w:val="8F5902"/>
+      <w:sz w:val="22"/>
       <w:shd w:color="auto" w:fill="F8F8F8" w:val="clear"/>
     </w:rPr>
   </w:style>
@@ -7167,6 +7181,7 @@
       <w:b/>
       <w:i/>
       <w:color w:val="8F5902"/>
+      <w:sz w:val="22"/>
       <w:shd w:color="auto" w:fill="F8F8F8" w:val="clear"/>
     </w:rPr>
   </w:style>
@@ -7178,6 +7193,7 @@
       <w:b/>
       <w:i/>
       <w:color w:val="8F5902"/>
+      <w:sz w:val="22"/>
       <w:shd w:color="auto" w:fill="F8F8F8" w:val="clear"/>
     </w:rPr>
   </w:style>
@@ -7187,6 +7203,7 @@
     <w:rPr>
       <w:rFonts w:ascii="Consolas" w:hAnsi="Consolas"/>
       <w:color w:val="8F5902"/>
+      <w:sz w:val="22"/>
       <w:shd w:color="auto" w:fill="F8F8F8" w:val="clear"/>
     </w:rPr>
   </w:style>
@@ -7198,6 +7215,7 @@
       <w:rFonts w:ascii="Consolas" w:hAnsi="Consolas"/>
       <w:b/>
       <w:color w:themeColor="accent6" w:val="F79646"/>
+      <w:sz w:val="22"/>
       <w:shd w:color="auto" w:fill="F8F8F8" w:val="clear"/>
     </w:rPr>
   </w:style>
@@ -7207,6 +7225,7 @@
     <w:rPr>
       <w:rFonts w:ascii="Consolas" w:hAnsi="Consolas"/>
       <w:color w:val="000000"/>
+      <w:sz w:val="22"/>
       <w:shd w:color="auto" w:fill="F8F8F8" w:val="clear"/>
     </w:rPr>
   </w:style>
@@ -7217,6 +7236,7 @@
       <w:rFonts w:ascii="Consolas" w:hAnsi="Consolas"/>
       <w:b/>
       <w:color w:val="204A87"/>
+      <w:sz w:val="22"/>
       <w:shd w:color="auto" w:fill="F8F8F8" w:val="clear"/>
     </w:rPr>
   </w:style>
@@ -7227,6 +7247,7 @@
       <w:rFonts w:ascii="Consolas" w:hAnsi="Consolas"/>
       <w:b/>
       <w:color w:val="CE5C00"/>
+      <w:sz w:val="22"/>
       <w:shd w:color="auto" w:fill="F8F8F8" w:val="clear"/>
     </w:rPr>
   </w:style>
@@ -7235,6 +7256,7 @@
     <w:basedOn w:val="VerbatimChar"/>
     <w:rPr>
       <w:rFonts w:ascii="Consolas" w:hAnsi="Consolas"/>
+      <w:sz w:val="22"/>
       <w:shd w:color="auto" w:fill="F8F8F8" w:val="clear"/>
     </w:rPr>
   </w:style>
@@ -7243,6 +7265,7 @@
     <w:basedOn w:val="VerbatimChar"/>
     <w:rPr>
       <w:rFonts w:ascii="Consolas" w:hAnsi="Consolas"/>
+      <w:sz w:val="22"/>
       <w:shd w:color="auto" w:fill="F8F8F8" w:val="clear"/>
     </w:rPr>
   </w:style>
@@ -7253,6 +7276,7 @@
       <w:rFonts w:ascii="Consolas" w:hAnsi="Consolas"/>
       <w:i/>
       <w:color w:val="8F5902"/>
+      <w:sz w:val="22"/>
       <w:shd w:color="auto" w:fill="F8F8F8" w:val="clear"/>
     </w:rPr>
   </w:style>
@@ -7262,6 +7286,7 @@
     <w:rPr>
       <w:rFonts w:ascii="Consolas" w:hAnsi="Consolas"/>
       <w:color w:val="204A87"/>
+      <w:sz w:val="22"/>
       <w:shd w:color="auto" w:fill="F8F8F8" w:val="clear"/>
     </w:rPr>
   </w:style>
@@ -7270,6 +7295,7 @@
     <w:basedOn w:val="VerbatimChar"/>
     <w:rPr>
       <w:rFonts w:ascii="Consolas" w:hAnsi="Consolas"/>
+      <w:sz w:val="22"/>
       <w:shd w:color="auto" w:fill="F8F8F8" w:val="clear"/>
     </w:rPr>
   </w:style>
@@ -7281,6 +7307,7 @@
       <w:b/>
       <w:i/>
       <w:color w:val="8F5902"/>
+      <w:sz w:val="22"/>
       <w:shd w:color="auto" w:fill="F8F8F8" w:val="clear"/>
     </w:rPr>
   </w:style>
@@ -7292,6 +7319,7 @@
       <w:b/>
       <w:i/>
       <w:color w:val="8F5902"/>
+      <w:sz w:val="22"/>
       <w:shd w:color="auto" w:fill="F8F8F8" w:val="clear"/>
     </w:rPr>
   </w:style>
@@ -7301,6 +7329,7 @@
     <w:rPr>
       <w:rFonts w:ascii="Consolas" w:hAnsi="Consolas"/>
       <w:color w:val="EF2929"/>
+      <w:sz w:val="22"/>
       <w:shd w:color="auto" w:fill="F8F8F8" w:val="clear"/>
     </w:rPr>
   </w:style>
@@ -7311,6 +7340,7 @@
       <w:rFonts w:ascii="Consolas" w:hAnsi="Consolas"/>
       <w:b/>
       <w:color w:val="A40000"/>
+      <w:sz w:val="22"/>
       <w:shd w:color="auto" w:fill="F8F8F8" w:val="clear"/>
     </w:rPr>
   </w:style>
@@ -7321,6 +7351,7 @@
     <w:rPr>
       <w:rFonts w:ascii="Consolas" w:hAnsi="Consolas"/>
       <w:color w:themeColor="text1" w:themeTint="F2" w:val="0D0D0D"/>
+      <w:sz w:val="22"/>
       <w:shd w:color="auto" w:fill="F8F8F8" w:val="clear"/>
     </w:rPr>
   </w:style>
